--- a/STARLAB_Unit_5/Teaching Guides/Unit_5_Overview_and_Preparation.docx
+++ b/STARLAB_Unit_5/Teaching Guides/Unit_5_Overview_and_Preparation.docx
@@ -230,7 +230,7 @@
     </w:p>
     <w:p>
       <w:r>
-        <w:t>Teachers may adapt point values to fit local grading systems.</w:t>
+        <w:t>These percentages are optional local within-unit scoring suggestions, not course gradebook weights. Record report drafting and revision under Final Research Report; record visual-aid and presentation-practice evidence under Oral Presentation. The six syllabus weights remain authoritative.</w:t>
       </w:r>
     </w:p>
     <w:tbl>
@@ -273,6 +273,9 @@
             </w:r>
           </w:p>
         </w:tc>
+        <w:trPr>
+          <w:tblHeader/>
+        </w:trPr>
       </w:tr>
       <w:tr>
         <w:tc>
@@ -665,6 +668,9 @@
             </w:r>
           </w:p>
         </w:tc>
+        <w:trPr>
+          <w:tblHeader/>
+        </w:trPr>
       </w:tr>
       <w:tr>
         <w:tc>

--- a/STARLAB_Unit_5/Teaching Guides/Unit_5_Overview_and_Preparation.docx
+++ b/STARLAB_Unit_5/Teaching Guides/Unit_5_Overview_and_Preparation.docx
@@ -225,29 +225,37 @@
     </w:p>
     <w:p>
       <w:r>
-        <w:t>Suggested Assessment Categories</w:t>
+        <w:t>Optional Within-Unit Scoring Breakdown</w:t>
+      </w:r>
+    </w:p>
+    <w:p>
+      <w:pPr/>
+      <w:r>
+        <w:t>These percentages describe the suggested balance of evidence within this unit. They do not replace the six official STARLAB gradebook categories or course weights. Record each scored assignment in the official category identified below. Teachers may leave formative items ungraded or adjust local point values while preserving the official course weights.</w:t>
       </w:r>
     </w:p>
     <w:p>
       <w:r>
-        <w:t>These percentages are optional local within-unit scoring suggestions, not course gradebook weights. Record report drafting and revision under Final Research Report; record visual-aid and presentation-practice evidence under Oral Presentation. The six syllabus weights remain authoritative.</w:t>
+        <w:t>Unit mapping: Record report drafting, peer review, and revision under Final Research Report; record visual-aid and presentation-practice evidence under Oral Presentation.</w:t>
       </w:r>
     </w:p>
     <w:tbl>
       <w:tblPr>
         <w:tblStyle w:val="TableGrid"/>
-        <w:tblW w:type="auto" w:w="0"/>
+        <w:tblW w:type="dxa" w:w="10080"/>
         <w:jc w:val="center"/>
+        <w:tblLayout w:type="fixed"/>
         <w:tblLook w:firstColumn="1" w:firstRow="1" w:lastColumn="0" w:lastRow="0" w:noHBand="0" w:noVBand="1" w:val="04A0"/>
       </w:tblPr>
       <w:tblGrid>
-        <w:gridCol w:w="5040"/>
-        <w:gridCol w:w="5040"/>
+        <w:gridCol w:w="4351"/>
+        <w:gridCol w:w="2100"/>
+        <w:gridCol w:w="3629"/>
       </w:tblGrid>
       <w:tr>
         <w:tc>
           <w:tcPr>
-            <w:tcW w:type="dxa" w:w="5040"/>
+            <w:tcW w:type="dxa" w:w="4351"/>
             <w:vAlign w:val="center"/>
           </w:tcPr>
           <w:p>
@@ -261,26 +269,43 @@
         </w:tc>
         <w:tc>
           <w:tcPr>
-            <w:tcW w:type="dxa" w:w="5040"/>
+            <w:tcW w:type="dxa" w:w="2100"/>
             <w:vAlign w:val="center"/>
           </w:tcPr>
           <w:p>
+            <w:r/>
             <w:r>
               <w:rPr>
                 <w:b/>
               </w:rPr>
-              <w:t>Suggested Weight</w:t>
+              <w:t>Suggested Within-Unit Weight</w:t>
             </w:r>
           </w:p>
         </w:tc>
         <w:trPr>
           <w:tblHeader/>
+          <w:tblHeader w:val="true"/>
         </w:trPr>
+        <w:tc>
+          <w:tcPr>
+            <w:tcW w:type="dxa" w:w="3629"/>
+            <w:vAlign w:val="center"/>
+          </w:tcPr>
+          <w:p>
+            <w:r/>
+            <w:r>
+              <w:rPr>
+                <w:b/>
+              </w:rPr>
+              <w:t>Official Gradebook Category</w:t>
+            </w:r>
+          </w:p>
+        </w:tc>
       </w:tr>
       <w:tr>
         <w:tc>
           <w:tcPr>
-            <w:tcW w:type="dxa" w:w="5040"/>
+            <w:tcW w:type="dxa" w:w="4351"/>
             <w:vAlign w:val="center"/>
           </w:tcPr>
           <w:p>
@@ -291,7 +316,7 @@
         </w:tc>
         <w:tc>
           <w:tcPr>
-            <w:tcW w:type="dxa" w:w="5040"/>
+            <w:tcW w:type="dxa" w:w="2100"/>
             <w:vAlign w:val="center"/>
           </w:tcPr>
           <w:p>
@@ -300,11 +325,23 @@
             </w:r>
           </w:p>
         </w:tc>
+        <w:tc>
+          <w:tcPr>
+            <w:tcW w:type="dxa" w:w="3629"/>
+            <w:vAlign w:val="center"/>
+          </w:tcPr>
+          <w:p>
+            <w:r/>
+            <w:r>
+              <w:t>Final Research Report</w:t>
+            </w:r>
+          </w:p>
+        </w:tc>
       </w:tr>
       <w:tr>
         <w:tc>
           <w:tcPr>
-            <w:tcW w:type="dxa" w:w="5040"/>
+            <w:tcW w:type="dxa" w:w="4351"/>
             <w:vAlign w:val="center"/>
           </w:tcPr>
           <w:p>
@@ -315,7 +352,7 @@
         </w:tc>
         <w:tc>
           <w:tcPr>
-            <w:tcW w:type="dxa" w:w="5040"/>
+            <w:tcW w:type="dxa" w:w="2100"/>
             <w:vAlign w:val="center"/>
           </w:tcPr>
           <w:p>
@@ -324,11 +361,23 @@
             </w:r>
           </w:p>
         </w:tc>
+        <w:tc>
+          <w:tcPr>
+            <w:tcW w:type="dxa" w:w="3629"/>
+            <w:vAlign w:val="center"/>
+          </w:tcPr>
+          <w:p>
+            <w:r/>
+            <w:r>
+              <w:t>Final Research Report</w:t>
+            </w:r>
+          </w:p>
+        </w:tc>
       </w:tr>
       <w:tr>
         <w:tc>
           <w:tcPr>
-            <w:tcW w:type="dxa" w:w="5040"/>
+            <w:tcW w:type="dxa" w:w="4351"/>
             <w:vAlign w:val="center"/>
           </w:tcPr>
           <w:p>
@@ -339,7 +388,7 @@
         </w:tc>
         <w:tc>
           <w:tcPr>
-            <w:tcW w:type="dxa" w:w="5040"/>
+            <w:tcW w:type="dxa" w:w="2100"/>
             <w:vAlign w:val="center"/>
           </w:tcPr>
           <w:p>
@@ -348,11 +397,23 @@
             </w:r>
           </w:p>
         </w:tc>
+        <w:tc>
+          <w:tcPr>
+            <w:tcW w:type="dxa" w:w="3629"/>
+            <w:vAlign w:val="center"/>
+          </w:tcPr>
+          <w:p>
+            <w:r/>
+            <w:r>
+              <w:t>Final Research Report</w:t>
+            </w:r>
+          </w:p>
+        </w:tc>
       </w:tr>
       <w:tr>
         <w:tc>
           <w:tcPr>
-            <w:tcW w:type="dxa" w:w="5040"/>
+            <w:tcW w:type="dxa" w:w="4351"/>
             <w:vAlign w:val="center"/>
           </w:tcPr>
           <w:p>
@@ -363,7 +424,7 @@
         </w:tc>
         <w:tc>
           <w:tcPr>
-            <w:tcW w:type="dxa" w:w="5040"/>
+            <w:tcW w:type="dxa" w:w="2100"/>
             <w:vAlign w:val="center"/>
           </w:tcPr>
           <w:p>
@@ -372,11 +433,23 @@
             </w:r>
           </w:p>
         </w:tc>
+        <w:tc>
+          <w:tcPr>
+            <w:tcW w:type="dxa" w:w="3629"/>
+            <w:vAlign w:val="center"/>
+          </w:tcPr>
+          <w:p>
+            <w:r/>
+            <w:r>
+              <w:t>Final Research Report</w:t>
+            </w:r>
+          </w:p>
+        </w:tc>
       </w:tr>
       <w:tr>
         <w:tc>
           <w:tcPr>
-            <w:tcW w:type="dxa" w:w="5040"/>
+            <w:tcW w:type="dxa" w:w="4351"/>
             <w:vAlign w:val="center"/>
           </w:tcPr>
           <w:p>
@@ -387,7 +460,7 @@
         </w:tc>
         <w:tc>
           <w:tcPr>
-            <w:tcW w:type="dxa" w:w="5040"/>
+            <w:tcW w:type="dxa" w:w="2100"/>
             <w:vAlign w:val="center"/>
           </w:tcPr>
           <w:p>
@@ -396,11 +469,23 @@
             </w:r>
           </w:p>
         </w:tc>
+        <w:tc>
+          <w:tcPr>
+            <w:tcW w:type="dxa" w:w="3629"/>
+            <w:vAlign w:val="center"/>
+          </w:tcPr>
+          <w:p>
+            <w:r/>
+            <w:r>
+              <w:t>Final Research Report</w:t>
+            </w:r>
+          </w:p>
+        </w:tc>
       </w:tr>
       <w:tr>
         <w:tc>
           <w:tcPr>
-            <w:tcW w:type="dxa" w:w="5040"/>
+            <w:tcW w:type="dxa" w:w="4351"/>
             <w:vAlign w:val="center"/>
           </w:tcPr>
           <w:p>
@@ -411,7 +496,7 @@
         </w:tc>
         <w:tc>
           <w:tcPr>
-            <w:tcW w:type="dxa" w:w="5040"/>
+            <w:tcW w:type="dxa" w:w="2100"/>
             <w:vAlign w:val="center"/>
           </w:tcPr>
           <w:p>
@@ -420,11 +505,23 @@
             </w:r>
           </w:p>
         </w:tc>
+        <w:tc>
+          <w:tcPr>
+            <w:tcW w:type="dxa" w:w="3629"/>
+            <w:vAlign w:val="center"/>
+          </w:tcPr>
+          <w:p>
+            <w:r/>
+            <w:r>
+              <w:t>Final Research Report</w:t>
+            </w:r>
+          </w:p>
+        </w:tc>
       </w:tr>
       <w:tr>
         <w:tc>
           <w:tcPr>
-            <w:tcW w:type="dxa" w:w="5040"/>
+            <w:tcW w:type="dxa" w:w="4351"/>
             <w:vAlign w:val="center"/>
           </w:tcPr>
           <w:p>
@@ -435,7 +532,7 @@
         </w:tc>
         <w:tc>
           <w:tcPr>
-            <w:tcW w:type="dxa" w:w="5040"/>
+            <w:tcW w:type="dxa" w:w="2100"/>
             <w:vAlign w:val="center"/>
           </w:tcPr>
           <w:p>
@@ -444,11 +541,23 @@
             </w:r>
           </w:p>
         </w:tc>
+        <w:tc>
+          <w:tcPr>
+            <w:tcW w:type="dxa" w:w="3629"/>
+            <w:vAlign w:val="center"/>
+          </w:tcPr>
+          <w:p>
+            <w:r/>
+            <w:r>
+              <w:t>Final Research Report</w:t>
+            </w:r>
+          </w:p>
+        </w:tc>
       </w:tr>
       <w:tr>
         <w:tc>
           <w:tcPr>
-            <w:tcW w:type="dxa" w:w="5040"/>
+            <w:tcW w:type="dxa" w:w="4351"/>
             <w:vAlign w:val="center"/>
           </w:tcPr>
           <w:p>
@@ -459,7 +568,7 @@
         </w:tc>
         <w:tc>
           <w:tcPr>
-            <w:tcW w:type="dxa" w:w="5040"/>
+            <w:tcW w:type="dxa" w:w="2100"/>
             <w:vAlign w:val="center"/>
           </w:tcPr>
           <w:p>
@@ -468,11 +577,23 @@
             </w:r>
           </w:p>
         </w:tc>
+        <w:tc>
+          <w:tcPr>
+            <w:tcW w:type="dxa" w:w="3629"/>
+            <w:vAlign w:val="center"/>
+          </w:tcPr>
+          <w:p>
+            <w:r/>
+            <w:r>
+              <w:t>Oral Presentation</w:t>
+            </w:r>
+          </w:p>
+        </w:tc>
       </w:tr>
       <w:tr>
         <w:tc>
           <w:tcPr>
-            <w:tcW w:type="dxa" w:w="5040"/>
+            <w:tcW w:type="dxa" w:w="4351"/>
             <w:vAlign w:val="center"/>
           </w:tcPr>
           <w:p>
@@ -483,12 +604,24 @@
         </w:tc>
         <w:tc>
           <w:tcPr>
-            <w:tcW w:type="dxa" w:w="5040"/>
+            <w:tcW w:type="dxa" w:w="2100"/>
             <w:vAlign w:val="center"/>
           </w:tcPr>
           <w:p>
             <w:r>
               <w:t>10%</w:t>
+            </w:r>
+          </w:p>
+        </w:tc>
+        <w:tc>
+          <w:tcPr>
+            <w:tcW w:type="dxa" w:w="3629"/>
+            <w:vAlign w:val="center"/>
+          </w:tcPr>
+          <w:p>
+            <w:r/>
+            <w:r>
+              <w:t>Oral Presentation</w:t>
             </w:r>
           </w:p>
         </w:tc>

--- a/STARLAB_Unit_5/Teaching Guides/Unit_5_Overview_and_Preparation.docx
+++ b/STARLAB_Unit_5/Teaching Guides/Unit_5_Overview_and_Preparation.docx
@@ -683,6 +683,11 @@
     </w:p>
     <w:p>
       <w:r>
+        <w:t>Appendix T: Peer Review Quality Rubric (optional teacher scoring tool)</w:t>
+      </w:r>
+    </w:p>
+    <w:p>
+      <w:r>
         <w:t>Presentation rubric</w:t>
       </w:r>
     </w:p>
